--- a/AERO70016 Coursework 2025-26.docx
+++ b/AERO70016 Coursework 2025-26.docx
@@ -992,7 +992,6 @@
           <w:sz w:val="28"/>
           <w:szCs w:val="21"/>
         </w:rPr>
-        <w:lastRenderedPageBreak/>
         <w:t>Coursework assignment i</w:t>
       </w:r>
       <w:r>
@@ -1020,6 +1019,7 @@
           <w:rFonts w:ascii="Arial" w:hAnsi="Arial" w:cs="Arial"/>
           <w:u w:val="single"/>
         </w:rPr>
+        <w:lastRenderedPageBreak/>
         <w:t>Coursework</w:t>
       </w:r>
       <w:r>
@@ -3636,7 +3636,6 @@
               <w:t xml:space="preserve">physical model chosen in part </w:t>
             </w:r>
             <w:proofErr w:type="spellStart"/>
-            <w:proofErr w:type="gramStart"/>
             <w:r>
               <w:rPr>
                 <w:rFonts w:ascii="Arial" w:hAnsi="Arial" w:cs="Arial"/>
@@ -3656,7 +3655,6 @@
               </w:rPr>
               <w:t>.</w:t>
             </w:r>
-            <w:proofErr w:type="gramEnd"/>
             <w:r>
               <w:rPr>
                 <w:rFonts w:ascii="Arial" w:hAnsi="Arial" w:cs="Arial"/>
@@ -8633,21 +8631,6 @@
 </file>
 
 <file path=customXml/item2.xml><?xml version="1.0" encoding="utf-8"?>
-<p:properties xmlns:p="http://schemas.microsoft.com/office/2006/metadata/properties" xmlns:xsi="http://www.w3.org/2001/XMLSchema-instance" xmlns:pc="http://schemas.microsoft.com/office/infopath/2007/PartnerControls">
-  <documentManagement>
-    <TaxCatchAll xmlns="00e30c9c-22c8-4e54-88f8-7f24e5a05ad7" xsi:nil="true"/>
-    <lcf76f155ced4ddcb4097134ff3c332f xmlns="5a23da46-89df-45bd-8e25-1c504b1f9eda">
-      <Terms xmlns="http://schemas.microsoft.com/office/infopath/2007/PartnerControls"/>
-    </lcf76f155ced4ddcb4097134ff3c332f>
-  </documentManagement>
-</p:properties>
-</file>
-
-<file path=customXml/item3.xml><?xml version="1.0" encoding="utf-8"?>
-<b:Sources xmlns:b="http://schemas.openxmlformats.org/officeDocument/2006/bibliography" xmlns="http://schemas.openxmlformats.org/officeDocument/2006/bibliography" SelectedStyle="\APA.XSL" StyleName="APA"/>
-</file>
-
-<file path=customXml/item4.xml><?xml version="1.0" encoding="utf-8"?>
 <ct:contentTypeSchema xmlns:ct="http://schemas.microsoft.com/office/2006/metadata/contentType" xmlns:ma="http://schemas.microsoft.com/office/2006/metadata/properties/metaAttributes" ct:_="" ma:_="" ma:contentTypeName="Document" ma:contentTypeID="0x010100FA194DD23A0BAA45B76C21EFE88D1EE3" ma:contentTypeVersion="19" ma:contentTypeDescription="Create a new document." ma:contentTypeScope="" ma:versionID="c84e22d0686af793f4ded722fa30dff9">
   <xsd:schema xmlns:xsd="http://www.w3.org/2001/XMLSchema" xmlns:xs="http://www.w3.org/2001/XMLSchema" xmlns:p="http://schemas.microsoft.com/office/2006/metadata/properties" xmlns:ns2="5a23da46-89df-45bd-8e25-1c504b1f9eda" xmlns:ns3="5d414ba4-0617-448e-a97d-c713d6d27769" xmlns:ns4="00e30c9c-22c8-4e54-88f8-7f24e5a05ad7" targetNamespace="http://schemas.microsoft.com/office/2006/metadata/properties" ma:root="true" ma:fieldsID="cb23900357490a9cce1be7dbb0409036" ns2:_="" ns3:_="" ns4:_="">
     <xsd:import namespace="5a23da46-89df-45bd-8e25-1c504b1f9eda"/>
@@ -8869,6 +8852,21 @@
 </ct:contentTypeSchema>
 </file>
 
+<file path=customXml/item3.xml><?xml version="1.0" encoding="utf-8"?>
+<b:Sources xmlns:b="http://schemas.openxmlformats.org/officeDocument/2006/bibliography" xmlns="http://schemas.openxmlformats.org/officeDocument/2006/bibliography" SelectedStyle="\APA.XSL" StyleName="APA"/>
+</file>
+
+<file path=customXml/item4.xml><?xml version="1.0" encoding="utf-8"?>
+<p:properties xmlns:p="http://schemas.microsoft.com/office/2006/metadata/properties" xmlns:xsi="http://www.w3.org/2001/XMLSchema-instance" xmlns:pc="http://schemas.microsoft.com/office/infopath/2007/PartnerControls">
+  <documentManagement>
+    <TaxCatchAll xmlns="00e30c9c-22c8-4e54-88f8-7f24e5a05ad7" xsi:nil="true"/>
+    <lcf76f155ced4ddcb4097134ff3c332f xmlns="5a23da46-89df-45bd-8e25-1c504b1f9eda">
+      <Terms xmlns="http://schemas.microsoft.com/office/infopath/2007/PartnerControls"/>
+    </lcf76f155ced4ddcb4097134ff3c332f>
+  </documentManagement>
+</p:properties>
+</file>
+
 <file path=customXml/itemProps1.xml><?xml version="1.0" encoding="utf-8"?>
 <ds:datastoreItem xmlns:ds="http://schemas.openxmlformats.org/officeDocument/2006/customXml" ds:itemID="{53F821B7-9D74-49C1-A9DF-DD83C671ECD4}">
   <ds:schemaRefs>
@@ -8878,25 +8876,6 @@
 </file>
 
 <file path=customXml/itemProps2.xml><?xml version="1.0" encoding="utf-8"?>
-<ds:datastoreItem xmlns:ds="http://schemas.openxmlformats.org/officeDocument/2006/customXml" ds:itemID="{959E95F3-0A11-468D-A5A0-D50543DE334D}">
-  <ds:schemaRefs>
-    <ds:schemaRef ds:uri="http://schemas.microsoft.com/office/2006/metadata/properties"/>
-    <ds:schemaRef ds:uri="http://schemas.microsoft.com/office/infopath/2007/PartnerControls"/>
-    <ds:schemaRef ds:uri="00e30c9c-22c8-4e54-88f8-7f24e5a05ad7"/>
-    <ds:schemaRef ds:uri="5a23da46-89df-45bd-8e25-1c504b1f9eda"/>
-  </ds:schemaRefs>
-</ds:datastoreItem>
-</file>
-
-<file path=customXml/itemProps3.xml><?xml version="1.0" encoding="utf-8"?>
-<ds:datastoreItem xmlns:ds="http://schemas.openxmlformats.org/officeDocument/2006/customXml" ds:itemID="{F38D6765-B2EF-49D9-844E-D98B122CF6C3}">
-  <ds:schemaRefs>
-    <ds:schemaRef ds:uri="http://schemas.openxmlformats.org/officeDocument/2006/bibliography"/>
-  </ds:schemaRefs>
-</ds:datastoreItem>
-</file>
-
-<file path=customXml/itemProps4.xml><?xml version="1.0" encoding="utf-8"?>
 <ds:datastoreItem xmlns:ds="http://schemas.openxmlformats.org/officeDocument/2006/customXml" ds:itemID="{D6297445-408D-4B71-9769-8F347001D595}">
   <ds:schemaRefs>
     <ds:schemaRef ds:uri="http://schemas.microsoft.com/office/2006/metadata/contentType"/>
@@ -8914,4 +8893,23 @@
     <ds:schemaRef ds:uri="http://schemas.microsoft.com/internal/obd"/>
   </ds:schemaRefs>
 </ds:datastoreItem>
+</file>
+
+<file path=customXml/itemProps3.xml><?xml version="1.0" encoding="utf-8"?>
+<ds:datastoreItem xmlns:ds="http://schemas.openxmlformats.org/officeDocument/2006/customXml" ds:itemID="{F38D6765-B2EF-49D9-844E-D98B122CF6C3}">
+  <ds:schemaRefs>
+    <ds:schemaRef ds:uri="http://schemas.openxmlformats.org/officeDocument/2006/bibliography"/>
+  </ds:schemaRefs>
+</ds:datastoreItem>
+</file>
+
+<file path=customXml/itemProps4.xml><?xml version="1.0" encoding="utf-8"?>
+<ds:datastoreItem xmlns:ds="http://schemas.openxmlformats.org/officeDocument/2006/customXml" ds:itemID="{959E95F3-0A11-468D-A5A0-D50543DE334D}">
+  <ds:schemaRefs>
+    <ds:schemaRef ds:uri="http://schemas.microsoft.com/office/2006/metadata/properties"/>
+    <ds:schemaRef ds:uri="http://schemas.microsoft.com/office/infopath/2007/PartnerControls"/>
+    <ds:schemaRef ds:uri="00e30c9c-22c8-4e54-88f8-7f24e5a05ad7"/>
+    <ds:schemaRef ds:uri="5a23da46-89df-45bd-8e25-1c504b1f9eda"/>
+  </ds:schemaRefs>
+</ds:datastoreItem>
 </file>